--- a/Nitya_Laptop/MB Section/6- RTC Section/2- PM_RSMRST#.docx
+++ b/Nitya_Laptop/MB Section/6- RTC Section/2- PM_RSMRST#.docx
@@ -112,6 +112,9 @@
     </w:p>
     <w:p>
       <w:r>
+        <w:rPr>
+          <w:noProof/>
+        </w:rPr>
         <w:drawing>
           <wp:inline distT="0" distB="0" distL="0" distR="0" wp14:anchorId="49AE03CE" wp14:editId="24F67D5F">
             <wp:extent cx="6492240" cy="3733165"/>
@@ -232,7 +235,7 @@
     <w:p>
       <w:r>
         <w:pict w14:anchorId="440B4EFB">
-          <v:rect id="_x0000_i1031" style="width:0;height:1.5pt" o:hralign="center" o:hrstd="t" o:hr="t" fillcolor="#a0a0a0" stroked="f"/>
+          <v:rect id="_x0000_i1025" style="width:0;height:1.5pt" o:hralign="center" o:hrstd="t" o:hr="t" fillcolor="#a0a0a0" stroked="f"/>
         </w:pict>
       </w:r>
     </w:p>
@@ -275,6 +278,311 @@
         <w:t>kaam karega.</w:t>
       </w:r>
     </w:p>
+    <w:p/>
+    <w:p/>
+    <w:p>
+      <w:pPr>
+        <w:rPr>
+          <w:b/>
+          <w:bCs/>
+        </w:rPr>
+      </w:pPr>
+      <w:r>
+        <w:rPr>
+          <w:b/>
+          <w:bCs/>
+          <w:highlight w:val="yellow"/>
+        </w:rPr>
+        <w:t>sliye Confusion Kyu Hota Hai?</w:t>
+      </w:r>
+    </w:p>
+    <w:p>
+      <w:r>
+        <w:t xml:space="preserve">Kyunki </w:t>
+      </w:r>
+      <w:r>
+        <w:rPr>
+          <w:b/>
+          <w:bCs/>
+        </w:rPr>
+        <w:t>RSMRST ek generic naam hai</w:t>
+      </w:r>
+      <w:r>
+        <w:t>, lekin manufacturers apni logic ke hisab se signals ka naam rakh dete hain.</w:t>
+      </w:r>
+    </w:p>
+    <w:p>
+      <w:r>
+        <w:t>Example:</w:t>
+      </w:r>
+    </w:p>
+    <w:tbl>
+      <w:tblPr>
+        <w:tblW w:w="9319" w:type="dxa"/>
+        <w:tblCellSpacing w:w="15" w:type="dxa"/>
+        <w:tblBorders>
+          <w:top w:val="single" w:sz="4" w:space="0" w:color="auto"/>
+          <w:left w:val="single" w:sz="4" w:space="0" w:color="auto"/>
+          <w:bottom w:val="single" w:sz="4" w:space="0" w:color="auto"/>
+          <w:right w:val="single" w:sz="4" w:space="0" w:color="auto"/>
+          <w:insideH w:val="single" w:sz="4" w:space="0" w:color="auto"/>
+          <w:insideV w:val="single" w:sz="4" w:space="0" w:color="auto"/>
+        </w:tblBorders>
+        <w:tblCellMar>
+          <w:top w:w="15" w:type="dxa"/>
+          <w:left w:w="15" w:type="dxa"/>
+          <w:bottom w:w="15" w:type="dxa"/>
+          <w:right w:w="15" w:type="dxa"/>
+        </w:tblCellMar>
+        <w:tblLook w:val="04A0" w:firstRow="1" w:lastRow="0" w:firstColumn="1" w:lastColumn="0" w:noHBand="0" w:noVBand="1"/>
+      </w:tblPr>
+      <w:tblGrid>
+        <w:gridCol w:w="4245"/>
+        <w:gridCol w:w="2199"/>
+        <w:gridCol w:w="2875"/>
+      </w:tblGrid>
+      <w:tr>
+        <w:trPr>
+          <w:trHeight w:val="512"/>
+          <w:tblHeader/>
+          <w:tblCellSpacing w:w="15" w:type="dxa"/>
+        </w:trPr>
+        <w:tc>
+          <w:tcPr>
+            <w:tcW w:w="0" w:type="auto"/>
+            <w:vAlign w:val="center"/>
+            <w:hideMark/>
+          </w:tcPr>
+          <w:p>
+            <w:pPr>
+              <w:rPr>
+                <w:b/>
+                <w:bCs/>
+              </w:rPr>
+            </w:pPr>
+            <w:r>
+              <w:rPr>
+                <w:b/>
+                <w:bCs/>
+              </w:rPr>
+              <w:t>Platform</w:t>
+            </w:r>
+          </w:p>
+        </w:tc>
+        <w:tc>
+          <w:tcPr>
+            <w:tcW w:w="0" w:type="auto"/>
+            <w:vAlign w:val="center"/>
+            <w:hideMark/>
+          </w:tcPr>
+          <w:p>
+            <w:pPr>
+              <w:rPr>
+                <w:b/>
+                <w:bCs/>
+              </w:rPr>
+            </w:pPr>
+            <w:r>
+              <w:rPr>
+                <w:b/>
+                <w:bCs/>
+              </w:rPr>
+              <w:t>Signal</w:t>
+            </w:r>
+          </w:p>
+        </w:tc>
+        <w:tc>
+          <w:tcPr>
+            <w:tcW w:w="0" w:type="auto"/>
+            <w:vAlign w:val="center"/>
+            <w:hideMark/>
+          </w:tcPr>
+          <w:p>
+            <w:pPr>
+              <w:rPr>
+                <w:b/>
+                <w:bCs/>
+              </w:rPr>
+            </w:pPr>
+            <w:r>
+              <w:rPr>
+                <w:b/>
+                <w:bCs/>
+              </w:rPr>
+              <w:t>Direction</w:t>
+            </w:r>
+          </w:p>
+        </w:tc>
+      </w:tr>
+      <w:tr>
+        <w:trPr>
+          <w:trHeight w:val="495"/>
+          <w:tblCellSpacing w:w="15" w:type="dxa"/>
+        </w:trPr>
+        <w:tc>
+          <w:tcPr>
+            <w:tcW w:w="0" w:type="auto"/>
+            <w:vAlign w:val="center"/>
+            <w:hideMark/>
+          </w:tcPr>
+          <w:p>
+            <w:r>
+              <w:t>Intel Reference</w:t>
+            </w:r>
+          </w:p>
+        </w:tc>
+        <w:tc>
+          <w:tcPr>
+            <w:tcW w:w="0" w:type="auto"/>
+            <w:vAlign w:val="center"/>
+            <w:hideMark/>
+          </w:tcPr>
+          <w:p>
+            <w:r>
+              <w:t>PM_RSMRST#</w:t>
+            </w:r>
+          </w:p>
+        </w:tc>
+        <w:tc>
+          <w:tcPr>
+            <w:tcW w:w="0" w:type="auto"/>
+            <w:vAlign w:val="center"/>
+            <w:hideMark/>
+          </w:tcPr>
+          <w:p>
+            <w:r>
+              <w:t>PCH → EC</w:t>
+            </w:r>
+          </w:p>
+        </w:tc>
+      </w:tr>
+      <w:tr>
+        <w:trPr>
+          <w:trHeight w:val="512"/>
+          <w:tblCellSpacing w:w="15" w:type="dxa"/>
+        </w:trPr>
+        <w:tc>
+          <w:tcPr>
+            <w:tcW w:w="0" w:type="auto"/>
+            <w:vAlign w:val="center"/>
+            <w:hideMark/>
+          </w:tcPr>
+          <w:p>
+            <w:r>
+              <w:t>Lenovo NM-A311 (Bay Trail)</w:t>
+            </w:r>
+          </w:p>
+        </w:tc>
+        <w:tc>
+          <w:tcPr>
+            <w:tcW w:w="0" w:type="auto"/>
+            <w:vAlign w:val="center"/>
+            <w:hideMark/>
+          </w:tcPr>
+          <w:p>
+            <w:r>
+              <w:t>EC_RSMRST#</w:t>
+            </w:r>
+          </w:p>
+        </w:tc>
+        <w:tc>
+          <w:tcPr>
+            <w:tcW w:w="0" w:type="auto"/>
+            <w:vAlign w:val="center"/>
+            <w:hideMark/>
+          </w:tcPr>
+          <w:p>
+            <w:r>
+              <w:t>EC → PCH</w:t>
+            </w:r>
+          </w:p>
+        </w:tc>
+      </w:tr>
+      <w:tr>
+        <w:trPr>
+          <w:trHeight w:val="495"/>
+          <w:tblCellSpacing w:w="15" w:type="dxa"/>
+        </w:trPr>
+        <w:tc>
+          <w:tcPr>
+            <w:tcW w:w="0" w:type="auto"/>
+            <w:vAlign w:val="center"/>
+            <w:hideMark/>
+          </w:tcPr>
+          <w:p>
+            <w:r>
+              <w:t>Compal</w:t>
+            </w:r>
+          </w:p>
+        </w:tc>
+        <w:tc>
+          <w:tcPr>
+            <w:tcW w:w="0" w:type="auto"/>
+            <w:vAlign w:val="center"/>
+            <w:hideMark/>
+          </w:tcPr>
+          <w:p>
+            <w:r>
+              <w:t>EC_RSMRST#</w:t>
+            </w:r>
+          </w:p>
+        </w:tc>
+        <w:tc>
+          <w:tcPr>
+            <w:tcW w:w="0" w:type="auto"/>
+            <w:vAlign w:val="center"/>
+            <w:hideMark/>
+          </w:tcPr>
+          <w:p>
+            <w:r>
+              <w:t>EC → PCH</w:t>
+            </w:r>
+          </w:p>
+        </w:tc>
+      </w:tr>
+      <w:tr>
+        <w:trPr>
+          <w:trHeight w:val="512"/>
+          <w:tblCellSpacing w:w="15" w:type="dxa"/>
+        </w:trPr>
+        <w:tc>
+          <w:tcPr>
+            <w:tcW w:w="0" w:type="auto"/>
+            <w:vAlign w:val="center"/>
+            <w:hideMark/>
+          </w:tcPr>
+          <w:p>
+            <w:r>
+              <w:t>Quanta</w:t>
+            </w:r>
+          </w:p>
+        </w:tc>
+        <w:tc>
+          <w:tcPr>
+            <w:tcW w:w="0" w:type="auto"/>
+            <w:vAlign w:val="center"/>
+            <w:hideMark/>
+          </w:tcPr>
+          <w:p>
+            <w:r>
+              <w:t>RSMRST#</w:t>
+            </w:r>
+          </w:p>
+        </w:tc>
+        <w:tc>
+          <w:tcPr>
+            <w:tcW w:w="0" w:type="auto"/>
+            <w:vAlign w:val="center"/>
+            <w:hideMark/>
+          </w:tcPr>
+          <w:p>
+            <w:r>
+              <w:t>Design dependent</w:t>
+            </w:r>
+          </w:p>
+        </w:tc>
+      </w:tr>
+    </w:tbl>
     <w:p/>
     <w:sectPr>
       <w:pgSz w:w="12240" w:h="15840"/>
